--- a/pr-preview/pr-373/exploratory-descriptive-handout.docx
+++ b/pr-preview/pr-373/exploratory-descriptive-handout.docx
@@ -15,7 +15,7 @@
         <w:pStyle w:val="Date"/>
       </w:pPr>
       <w:r>
-        <w:t xml:space="preserve">Last modified: 2026-10-19 02:32:24 (PDT)</w:t>
+        <w:t xml:space="preserve">Last modified: 2026-10-19 03:23:45 (PDT)</w:t>
       </w:r>
     </w:p>
     <w:bookmarkStart w:id="24" w:name="introduction"/>

--- a/pr-preview/pr-373/exploratory-descriptive-handout.docx
+++ b/pr-preview/pr-373/exploratory-descriptive-handout.docx
@@ -15,7 +15,7 @@
         <w:pStyle w:val="Date"/>
       </w:pPr>
       <w:r>
-        <w:t xml:space="preserve">Last modified: 2026-10-19 03:23:45 (PDT)</w:t>
+        <w:t xml:space="preserve">Last modified: 2026-10-19 04:10:08 (PDT)</w:t>
       </w:r>
     </w:p>
     <w:bookmarkStart w:id="24" w:name="introduction"/>
@@ -21880,17 +21880,109 @@
       </w:tr>
     </w:tbl>
     <w:bookmarkEnd w:id="136"/>
-    <w:bookmarkStart w:id="181" w:name="references"/>
+    <w:bookmarkStart w:id="140" w:name="further-reading"/>
     <w:p>
       <w:pPr>
         <w:pStyle w:val="Heading2"/>
       </w:pPr>
       <w:r>
+        <w:t xml:space="preserve">7 Further reading</w:t>
+      </w:r>
+    </w:p>
+    <w:p>
+      <w:pPr>
+        <w:pStyle w:val="FirstParagraph"/>
+      </w:pPr>
+      <w:hyperlink r:id="rId137">
+        <w:r>
+          <w:rPr>
+            <w:rStyle w:val="Hyperlink"/>
+          </w:rPr>
+          <w:t xml:space="preserve">Plotting a Binary Outcome</w:t>
+        </w:r>
+      </w:hyperlink>
+      <w:r>
+        <w:t xml:space="preserve"> </w:t>
+      </w:r>
+      <w:r>
+        <w:t xml:space="preserve">shows how to plot a 0/1 outcome against a</w:t>
+      </w:r>
+      <w:r>
+        <w:t xml:space="preserve"> </w:t>
+      </w:r>
+      <w:hyperlink r:id="rId62">
+        <w:r>
+          <w:rPr>
+            <w:rStyle w:val="Hyperlink"/>
+          </w:rPr>
+          <w:t xml:space="preserve">continuous</w:t>
+        </w:r>
+      </w:hyperlink>
+      <w:r>
+        <w:t xml:space="preserve"> </w:t>
+      </w:r>
+      <w:r>
+        <w:t xml:space="preserve">feature,</w:t>
+      </w:r>
+      <w:r>
+        <w:t xml:space="preserve"> </w:t>
+      </w:r>
+      <w:r>
+        <w:t xml:space="preserve">where</w:t>
+      </w:r>
+      <w:r>
+        <w:t xml:space="preserve"> </w:t>
+      </w:r>
+      <w:hyperlink r:id="rId138">
+        <w:r>
+          <w:rPr>
+            <w:rStyle w:val="Hyperlink"/>
+          </w:rPr>
+          <w:t xml:space="preserve">scatterplot</w:t>
+        </w:r>
+      </w:hyperlink>
+      <w:r>
+        <w:t xml:space="preserve"> </w:t>
+      </w:r>
+      <w:r>
+        <w:t xml:space="preserve">dots would pile into two stripes.</w:t>
+      </w:r>
+      <w:r>
+        <w:t xml:space="preserve"> </w:t>
+      </w:r>
+      <w:r>
+        <w:t xml:space="preserve">It draws a rug and two</w:t>
+      </w:r>
+      <w:r>
+        <w:t xml:space="preserve"> </w:t>
+      </w:r>
+      <w:hyperlink r:id="rId139">
+        <w:r>
+          <w:rPr>
+            <w:rStyle w:val="Hyperlink"/>
+          </w:rPr>
+          <w:t xml:space="preserve">histograms</w:t>
+        </w:r>
+      </w:hyperlink>
+      <w:r>
+        <w:t xml:space="preserve"> </w:t>
+      </w:r>
+      <w:r>
+        <w:t xml:space="preserve">of the WCGS data, in R and Python.</w:t>
+      </w:r>
+    </w:p>
+    <w:bookmarkEnd w:id="140"/>
+    <w:bookmarkStart w:id="185" w:name="references"/>
+    <w:p>
+      <w:pPr>
+        <w:pStyle w:val="Heading2"/>
+      </w:pPr>
+      <w:r>
         <w:t xml:space="preserve">References</w:t>
       </w:r>
     </w:p>
-    <w:bookmarkStart w:id="180" w:name="refs"/>
-    <w:bookmarkStart w:id="138" w:name="ref-vittinghoff2e"/>
+    <w:bookmarkStart w:id="184" w:name="refs"/>
+    <w:bookmarkStart w:id="142" w:name="ref-vittinghoff2e"/>
     <w:p>
       <w:pPr>
         <w:pStyle w:val="Bibliography"/>
@@ -21923,7 +22015,7 @@
       <w:r>
         <w:t xml:space="preserve"> </w:t>
       </w:r>
-      <w:hyperlink r:id="rId137">
+      <w:hyperlink r:id="rId141">
         <w:r>
           <w:rPr>
             <w:rStyle w:val="Hyperlink"/>
@@ -21935,8 +22027,8 @@
         <w:t xml:space="preserve">.</w:t>
       </w:r>
     </w:p>
-    <w:bookmarkEnd w:id="138"/>
-    <w:bookmarkStart w:id="140" w:name="ref-rosenman1975coronary"/>
+    <w:bookmarkEnd w:id="142"/>
+    <w:bookmarkStart w:id="144" w:name="ref-rosenman1975coronary"/>
     <w:p>
       <w:pPr>
         <w:pStyle w:val="Bibliography"/>
@@ -21984,7 +22076,7 @@
       <w:r>
         <w:t xml:space="preserve"> </w:t>
       </w:r>
-      <w:hyperlink r:id="rId139">
+      <w:hyperlink r:id="rId143">
         <w:r>
           <w:rPr>
             <w:rStyle w:val="Hyperlink"/>
@@ -21996,8 +22088,8 @@
         <w:t xml:space="preserve">.</w:t>
       </w:r>
     </w:p>
-    <w:bookmarkEnd w:id="140"/>
-    <w:bookmarkStart w:id="142" w:name="ref-wikipedia_statistical_population"/>
+    <w:bookmarkEnd w:id="144"/>
+    <w:bookmarkStart w:id="146" w:name="ref-wikipedia_statistical_population"/>
     <w:p>
       <w:pPr>
         <w:pStyle w:val="Bibliography"/>
@@ -22044,7 +22136,7 @@
       <w:r>
         <w:t xml:space="preserve"> </w:t>
       </w:r>
-      <w:hyperlink r:id="rId141">
+      <w:hyperlink r:id="rId145">
         <w:r>
           <w:rPr>
             <w:rStyle w:val="Hyperlink"/>
@@ -22053,8 +22145,8 @@
         </w:r>
       </w:hyperlink>
     </w:p>
-    <w:bookmarkEnd w:id="142"/>
-    <w:bookmarkStart w:id="144" w:name="ref-wikipedia_simple_random_sample"/>
+    <w:bookmarkEnd w:id="146"/>
+    <w:bookmarkStart w:id="148" w:name="ref-wikipedia_simple_random_sample"/>
     <w:p>
       <w:pPr>
         <w:pStyle w:val="Bibliography"/>
@@ -22101,7 +22193,7 @@
       <w:r>
         <w:t xml:space="preserve"> </w:t>
       </w:r>
-      <w:hyperlink r:id="rId143">
+      <w:hyperlink r:id="rId147">
         <w:r>
           <w:rPr>
             <w:rStyle w:val="Hyperlink"/>
@@ -22110,8 +22202,8 @@
         </w:r>
       </w:hyperlink>
     </w:p>
-    <w:bookmarkEnd w:id="144"/>
-    <w:bookmarkStart w:id="146" w:name="ref-wikipedia_median"/>
+    <w:bookmarkEnd w:id="148"/>
+    <w:bookmarkStart w:id="150" w:name="ref-wikipedia_median"/>
     <w:p>
       <w:pPr>
         <w:pStyle w:val="Bibliography"/>
@@ -22158,7 +22250,7 @@
       <w:r>
         <w:t xml:space="preserve"> </w:t>
       </w:r>
-      <w:hyperlink r:id="rId145">
+      <w:hyperlink r:id="rId149">
         <w:r>
           <w:rPr>
             <w:rStyle w:val="Hyperlink"/>
@@ -22167,8 +22259,8 @@
         </w:r>
       </w:hyperlink>
     </w:p>
-    <w:bookmarkEnd w:id="146"/>
-    <w:bookmarkStart w:id="148" w:name="ref-wikipedia_variance"/>
+    <w:bookmarkEnd w:id="150"/>
+    <w:bookmarkStart w:id="152" w:name="ref-wikipedia_variance"/>
     <w:p>
       <w:pPr>
         <w:pStyle w:val="Bibliography"/>
@@ -22215,7 +22307,7 @@
       <w:r>
         <w:t xml:space="preserve"> </w:t>
       </w:r>
-      <w:hyperlink r:id="rId147">
+      <w:hyperlink r:id="rId151">
         <w:r>
           <w:rPr>
             <w:rStyle w:val="Hyperlink"/>
@@ -22224,8 +22316,8 @@
         </w:r>
       </w:hyperlink>
     </w:p>
-    <w:bookmarkEnd w:id="148"/>
-    <w:bookmarkStart w:id="150" w:name="ref-wikipedia_standard_deviation"/>
+    <w:bookmarkEnd w:id="152"/>
+    <w:bookmarkStart w:id="154" w:name="ref-wikipedia_standard_deviation"/>
     <w:p>
       <w:pPr>
         <w:pStyle w:val="Bibliography"/>
@@ -22272,7 +22364,7 @@
       <w:r>
         <w:t xml:space="preserve"> </w:t>
       </w:r>
-      <w:hyperlink r:id="rId149">
+      <w:hyperlink r:id="rId153">
         <w:r>
           <w:rPr>
             <w:rStyle w:val="Hyperlink"/>
@@ -22281,8 +22373,8 @@
         </w:r>
       </w:hyperlink>
     </w:p>
-    <w:bookmarkEnd w:id="150"/>
-    <w:bookmarkStart w:id="152" w:name="ref-wikipedia_quartile"/>
+    <w:bookmarkEnd w:id="154"/>
+    <w:bookmarkStart w:id="156" w:name="ref-wikipedia_quartile"/>
     <w:p>
       <w:pPr>
         <w:pStyle w:val="Bibliography"/>
@@ -22329,7 +22421,7 @@
       <w:r>
         <w:t xml:space="preserve"> </w:t>
       </w:r>
-      <w:hyperlink r:id="rId151">
+      <w:hyperlink r:id="rId155">
         <w:r>
           <w:rPr>
             <w:rStyle w:val="Hyperlink"/>
@@ -22338,8 +22430,8 @@
         </w:r>
       </w:hyperlink>
     </w:p>
-    <w:bookmarkEnd w:id="152"/>
-    <w:bookmarkStart w:id="154" w:name="ref-wikipedia_interquartile_range"/>
+    <w:bookmarkEnd w:id="156"/>
+    <w:bookmarkStart w:id="158" w:name="ref-wikipedia_interquartile_range"/>
     <w:p>
       <w:pPr>
         <w:pStyle w:val="Bibliography"/>
@@ -22386,7 +22478,7 @@
       <w:r>
         <w:t xml:space="preserve"> </w:t>
       </w:r>
-      <w:hyperlink r:id="rId153">
+      <w:hyperlink r:id="rId157">
         <w:r>
           <w:rPr>
             <w:rStyle w:val="Hyperlink"/>
@@ -22395,8 +22487,8 @@
         </w:r>
       </w:hyperlink>
     </w:p>
-    <w:bookmarkEnd w:id="154"/>
-    <w:bookmarkStart w:id="155" w:name="ref-hoggtanis2015"/>
+    <w:bookmarkEnd w:id="158"/>
+    <w:bookmarkStart w:id="159" w:name="ref-hoggtanis2015"/>
     <w:p>
       <w:pPr>
         <w:pStyle w:val="Bibliography"/>
@@ -22427,8 +22519,8 @@
         <w:t xml:space="preserve">, Tenth edition. Boston: Pearson, 2019.</w:t>
       </w:r>
     </w:p>
-    <w:bookmarkEnd w:id="155"/>
-    <w:bookmarkStart w:id="156" w:name="ref-rice2007mathematical"/>
+    <w:bookmarkEnd w:id="159"/>
+    <w:bookmarkStart w:id="160" w:name="ref-rice2007mathematical"/>
     <w:p>
       <w:pPr>
         <w:pStyle w:val="Bibliography"/>
@@ -22459,8 +22551,8 @@
         <w:t xml:space="preserve">, 3rd ed. Belmont, CA: Cengage Learning, 2007.</w:t>
       </w:r>
     </w:p>
-    <w:bookmarkEnd w:id="156"/>
-    <w:bookmarkStart w:id="158" w:name="ref-wikipedia_histogram"/>
+    <w:bookmarkEnd w:id="160"/>
+    <w:bookmarkStart w:id="162" w:name="ref-wikipedia_histogram"/>
     <w:p>
       <w:pPr>
         <w:pStyle w:val="Bibliography"/>
@@ -22507,7 +22599,7 @@
       <w:r>
         <w:t xml:space="preserve"> </w:t>
       </w:r>
-      <w:hyperlink r:id="rId157">
+      <w:hyperlink r:id="rId161">
         <w:r>
           <w:rPr>
             <w:rStyle w:val="Hyperlink"/>
@@ -22516,8 +22608,8 @@
         </w:r>
       </w:hyperlink>
     </w:p>
-    <w:bookmarkEnd w:id="158"/>
-    <w:bookmarkStart w:id="160" w:name="ref-wikipedia_kernel_density_estimation"/>
+    <w:bookmarkEnd w:id="162"/>
+    <w:bookmarkStart w:id="164" w:name="ref-wikipedia_kernel_density_estimation"/>
     <w:p>
       <w:pPr>
         <w:pStyle w:val="Bibliography"/>
@@ -22564,7 +22656,7 @@
       <w:r>
         <w:t xml:space="preserve"> </w:t>
       </w:r>
-      <w:hyperlink r:id="rId159">
+      <w:hyperlink r:id="rId163">
         <w:r>
           <w:rPr>
             <w:rStyle w:val="Hyperlink"/>
@@ -22573,8 +22665,8 @@
         </w:r>
       </w:hyperlink>
     </w:p>
-    <w:bookmarkEnd w:id="160"/>
-    <w:bookmarkStart w:id="162" w:name="ref-wikipedia_box_plot"/>
+    <w:bookmarkEnd w:id="164"/>
+    <w:bookmarkStart w:id="166" w:name="ref-wikipedia_box_plot"/>
     <w:p>
       <w:pPr>
         <w:pStyle w:val="Bibliography"/>
@@ -22621,7 +22713,7 @@
       <w:r>
         <w:t xml:space="preserve"> </w:t>
       </w:r>
-      <w:hyperlink r:id="rId161">
+      <w:hyperlink r:id="rId165">
         <w:r>
           <w:rPr>
             <w:rStyle w:val="Hyperlink"/>
@@ -22630,8 +22722,8 @@
         </w:r>
       </w:hyperlink>
     </w:p>
-    <w:bookmarkEnd w:id="162"/>
-    <w:bookmarkStart w:id="164" w:name="ref-wikipedia_bar_chart"/>
+    <w:bookmarkEnd w:id="166"/>
+    <w:bookmarkStart w:id="168" w:name="ref-wikipedia_bar_chart"/>
     <w:p>
       <w:pPr>
         <w:pStyle w:val="Bibliography"/>
@@ -22678,7 +22770,7 @@
       <w:r>
         <w:t xml:space="preserve"> </w:t>
       </w:r>
-      <w:hyperlink r:id="rId163">
+      <w:hyperlink r:id="rId167">
         <w:r>
           <w:rPr>
             <w:rStyle w:val="Hyperlink"/>
@@ -22687,8 +22779,8 @@
         </w:r>
       </w:hyperlink>
     </w:p>
-    <w:bookmarkEnd w:id="164"/>
-    <w:bookmarkStart w:id="166" w:name="ref-wikipedia_q_q_plot"/>
+    <w:bookmarkEnd w:id="168"/>
+    <w:bookmarkStart w:id="170" w:name="ref-wikipedia_q_q_plot"/>
     <w:p>
       <w:pPr>
         <w:pStyle w:val="Bibliography"/>
@@ -22735,7 +22827,7 @@
       <w:r>
         <w:t xml:space="preserve"> </w:t>
       </w:r>
-      <w:hyperlink r:id="rId165">
+      <w:hyperlink r:id="rId169">
         <w:r>
           <w:rPr>
             <w:rStyle w:val="Hyperlink"/>
@@ -22744,8 +22836,8 @@
         </w:r>
       </w:hyperlink>
     </w:p>
-    <w:bookmarkEnd w:id="166"/>
-    <w:bookmarkStart w:id="168" w:name="ref-wikipedia_scatter_plot"/>
+    <w:bookmarkEnd w:id="170"/>
+    <w:bookmarkStart w:id="172" w:name="ref-wikipedia_scatter_plot"/>
     <w:p>
       <w:pPr>
         <w:pStyle w:val="Bibliography"/>
@@ -22792,7 +22884,7 @@
       <w:r>
         <w:t xml:space="preserve"> </w:t>
       </w:r>
-      <w:hyperlink r:id="rId167">
+      <w:hyperlink r:id="rId171">
         <w:r>
           <w:rPr>
             <w:rStyle w:val="Hyperlink"/>
@@ -22801,8 +22893,8 @@
         </w:r>
       </w:hyperlink>
     </w:p>
-    <w:bookmarkEnd w:id="168"/>
-    <w:bookmarkStart w:id="170" w:name="X9c68751dcff429bb8eebfb08e71b6f746222990"/>
+    <w:bookmarkEnd w:id="172"/>
+    <w:bookmarkStart w:id="174" w:name="X9c68751dcff429bb8eebfb08e71b6f746222990"/>
     <w:p>
       <w:pPr>
         <w:pStyle w:val="Bibliography"/>
@@ -22849,7 +22941,7 @@
       <w:r>
         <w:t xml:space="preserve"> </w:t>
       </w:r>
-      <w:hyperlink r:id="rId169">
+      <w:hyperlink r:id="rId173">
         <w:r>
           <w:rPr>
             <w:rStyle w:val="Hyperlink"/>
@@ -22858,8 +22950,8 @@
         </w:r>
       </w:hyperlink>
     </w:p>
-    <w:bookmarkEnd w:id="170"/>
-    <w:bookmarkStart w:id="172" w:name="ref-wikipedia_contingency_table"/>
+    <w:bookmarkEnd w:id="174"/>
+    <w:bookmarkStart w:id="176" w:name="ref-wikipedia_contingency_table"/>
     <w:p>
       <w:pPr>
         <w:pStyle w:val="Bibliography"/>
@@ -22906,7 +22998,7 @@
       <w:r>
         <w:t xml:space="preserve"> </w:t>
       </w:r>
-      <w:hyperlink r:id="rId171">
+      <w:hyperlink r:id="rId175">
         <w:r>
           <w:rPr>
             <w:rStyle w:val="Hyperlink"/>
@@ -22915,8 +23007,8 @@
         </w:r>
       </w:hyperlink>
     </w:p>
-    <w:bookmarkEnd w:id="172"/>
-    <w:bookmarkStart w:id="174" w:name="ref-wikipedia_standard_score"/>
+    <w:bookmarkEnd w:id="176"/>
+    <w:bookmarkStart w:id="178" w:name="ref-wikipedia_standard_score"/>
     <w:p>
       <w:pPr>
         <w:pStyle w:val="Bibliography"/>
@@ -22963,7 +23055,7 @@
       <w:r>
         <w:t xml:space="preserve"> </w:t>
       </w:r>
-      <w:hyperlink r:id="rId173">
+      <w:hyperlink r:id="rId177">
         <w:r>
           <w:rPr>
             <w:rStyle w:val="Hyperlink"/>
@@ -22972,8 +23064,8 @@
         </w:r>
       </w:hyperlink>
     </w:p>
-    <w:bookmarkEnd w:id="174"/>
-    <w:bookmarkStart w:id="176" w:name="ref-james2021islr2e"/>
+    <w:bookmarkEnd w:id="178"/>
+    <w:bookmarkStart w:id="180" w:name="ref-james2021islr2e"/>
     <w:p>
       <w:pPr>
         <w:pStyle w:val="Bibliography"/>
@@ -23020,7 +23112,7 @@
       <w:r>
         <w:t xml:space="preserve"> </w:t>
       </w:r>
-      <w:hyperlink r:id="rId175">
+      <w:hyperlink r:id="rId179">
         <w:r>
           <w:rPr>
             <w:rStyle w:val="Hyperlink"/>
@@ -23032,8 +23124,8 @@
         <w:t xml:space="preserve">.</w:t>
       </w:r>
     </w:p>
-    <w:bookmarkEnd w:id="176"/>
-    <w:bookmarkStart w:id="177" w:name="ref-geron2017hands"/>
+    <w:bookmarkEnd w:id="180"/>
+    <w:bookmarkStart w:id="181" w:name="ref-geron2017hands"/>
     <w:p>
       <w:pPr>
         <w:pStyle w:val="Bibliography"/>
@@ -23106,8 +23198,8 @@
         <w:t xml:space="preserve">, 1st ed. O’Reilly Media, 2017.</w:t>
       </w:r>
     </w:p>
-    <w:bookmarkEnd w:id="177"/>
-    <w:bookmarkStart w:id="179" w:name="ref-wikipedia_feature_scaling"/>
+    <w:bookmarkEnd w:id="181"/>
+    <w:bookmarkStart w:id="183" w:name="ref-wikipedia_feature_scaling"/>
     <w:p>
       <w:pPr>
         <w:pStyle w:val="Bibliography"/>
@@ -23154,7 +23246,7 @@
       <w:r>
         <w:t xml:space="preserve"> </w:t>
       </w:r>
-      <w:hyperlink r:id="rId178">
+      <w:hyperlink r:id="rId182">
         <w:r>
           <w:rPr>
             <w:rStyle w:val="Hyperlink"/>
@@ -23163,9 +23255,9 @@
         </w:r>
       </w:hyperlink>
     </w:p>
-    <w:bookmarkEnd w:id="179"/>
-    <w:bookmarkEnd w:id="180"/>
-    <w:bookmarkEnd w:id="181"/>
+    <w:bookmarkEnd w:id="183"/>
+    <w:bookmarkEnd w:id="184"/>
+    <w:bookmarkEnd w:id="185"/>
     <w:sectPr>
       <w:footnotePr>
         <w:numRestart w:val="eachSect"/>
